--- a/Blogs/Blog_001_Inside Black Hole, Outside Big Bang/BÀI BLOG_Bên trong Black Hole, bên ngoài Big Bang_es.docx
+++ b/Blogs/Blog_001_Inside Black Hole, Outside Big Bang/BÀI BLOG_Bên trong Black Hole, bên ngoài Big Bang_es.docx
@@ -155,6 +155,84 @@
         <w:ind w:left="0" w:right="0" w:firstLine="0"/>
         <w:rPr>
           <w:rFonts w:hint="default" w:ascii="Palatino Linotype" w:hAnsi="Palatino Linotype" w:eastAsia="sans-serif" w:cs="Palatino Linotype"/>
+          <w:i w:val="0"/>
+          <w:iCs w:val="0"/>
+          <w:caps w:val="0"/>
+          <w:color w:val="1A1C1E"/>
+          <w:spacing w:val="0"/>
+          <w:sz w:val="24"/>
+          <w:szCs w:val="24"/>
+          <w:shd w:val="clear" w:fill="FFFFFF"/>
+        </w:rPr>
+      </w:pPr>
+      <w:bookmarkStart w:id="0" w:name="_GoBack"/>
+      <w:r>
+        <w:rPr>
+          <w:rFonts w:hint="default" w:ascii="Palatino Linotype" w:hAnsi="Palatino Linotype" w:eastAsia="sans-serif" w:cs="Palatino Linotype"/>
+          <w:i w:val="0"/>
+          <w:iCs w:val="0"/>
+          <w:caps w:val="0"/>
+          <w:color w:val="1A1C1E"/>
+          <w:spacing w:val="0"/>
+          <w:sz w:val="24"/>
+          <w:szCs w:val="24"/>
+          <w:shd w:val="clear" w:fill="FFFFFF"/>
+          <w:lang w:val="en-US"/>
+        </w:rPr>
+        <w:t xml:space="preserve">Expert: </w:t>
+      </w:r>
+      <w:r>
+        <w:rPr>
+          <w:rFonts w:hint="default" w:ascii="Palatino Linotype" w:hAnsi="Palatino Linotype" w:eastAsia="sans-serif" w:cs="Palatino Linotype"/>
+          <w:i w:val="0"/>
+          <w:iCs w:val="0"/>
+          <w:caps w:val="0"/>
+          <w:color w:val="1A1C1E"/>
+          <w:spacing w:val="0"/>
+          <w:sz w:val="24"/>
+          <w:szCs w:val="24"/>
+          <w:shd w:val="clear" w:fill="FFFFFF"/>
+        </w:rPr>
+        <w:t>¿Y si todo nuestro universo observable no fuera más que una diminuta burbuja en el océano infinito de la realidad?</w:t>
+      </w:r>
+    </w:p>
+    <w:bookmarkEnd w:id="0"/>
+    <w:p>
+      <w:pPr>
+        <w:pStyle w:val="4"/>
+        <w:keepNext w:val="0"/>
+        <w:keepLines w:val="0"/>
+        <w:widowControl/>
+        <w:suppressLineNumbers w:val="0"/>
+        <w:shd w:val="clear" w:fill="FFFFFF"/>
+        <w:spacing w:before="0" w:beforeAutospacing="1" w:after="216" w:afterAutospacing="0" w:line="240" w:lineRule="atLeast"/>
+        <w:ind w:left="0" w:right="0" w:firstLine="0"/>
+        <w:rPr>
+          <w:rFonts w:hint="default" w:ascii="sans-serif" w:hAnsi="sans-serif" w:eastAsia="sans-serif" w:cs="sans-serif"/>
+          <w:i w:val="0"/>
+          <w:iCs w:val="0"/>
+          <w:caps w:val="0"/>
+          <w:color w:val="1A1C1E"/>
+          <w:spacing w:val="0"/>
+          <w:sz w:val="16"/>
+          <w:szCs w:val="16"/>
+          <w:shd w:val="clear" w:fill="FFFFFF"/>
+          <w:lang w:val="en-US"/>
+        </w:rPr>
+      </w:pPr>
+    </w:p>
+    <w:p>
+      <w:pPr>
+        <w:pStyle w:val="4"/>
+        <w:keepNext w:val="0"/>
+        <w:keepLines w:val="0"/>
+        <w:widowControl/>
+        <w:suppressLineNumbers w:val="0"/>
+        <w:shd w:val="clear" w:fill="FFFFFF"/>
+        <w:spacing w:before="0" w:beforeAutospacing="1" w:after="216" w:afterAutospacing="0" w:line="240" w:lineRule="atLeast"/>
+        <w:ind w:left="0" w:right="0" w:firstLine="0"/>
+        <w:rPr>
+          <w:rFonts w:hint="default" w:ascii="Palatino Linotype" w:hAnsi="Palatino Linotype" w:eastAsia="sans-serif" w:cs="Palatino Linotype"/>
           <w:b/>
           <w:bCs/>
           <w:i w:val="0"/>
@@ -1178,23 +1256,7 @@
           <w:szCs w:val="24"/>
           <w:shd w:val="clear" w:fill="FFFFFF"/>
         </w:rPr>
-        <w:t xml:space="preserve"> Esto se parece más a la perspectiva de un «entrenador». Se preocupa menos por el «material» de cada jugador y más por el movimiento, la interacción y el equilibrio de todo el juego. Describe estados energéticos </w:t>
-      </w:r>
-      <w:bookmarkStart w:id="0" w:name="_GoBack"/>
-      <w:bookmarkEnd w:id="0"/>
-      <w:r>
-        <w:rPr>
-          <w:rFonts w:hint="default" w:ascii="Palatino Linotype" w:hAnsi="Palatino Linotype" w:eastAsia="sans-serif" w:cs="Palatino Linotype"/>
-          <w:i w:val="0"/>
-          <w:iCs w:val="0"/>
-          <w:caps w:val="0"/>
-          <w:color w:val="1A1C1E"/>
-          <w:spacing w:val="0"/>
-          <w:sz w:val="24"/>
-          <w:szCs w:val="24"/>
-          <w:shd w:val="clear" w:fill="FFFFFF"/>
-        </w:rPr>
-        <w:t>fundamentales: condensación y solidez (Metal); crecimiento y movimiento ascendente (Madera); flujo y flexibilidad (Agua); emisión y combustión (Fuego); y estabilidad y nutrición (Tierra). Responde a la pregunta: «¿Cuál es la dinámica energética en juego?». Este mapa es extremadamente eficaz para comprender el equilibrio dinámico de la naturaleza y los organismos vivos.</w:t>
+        <w:t xml:space="preserve"> Esto se parece más a la perspectiva de un «entrenador». Se preocupa menos por el «material» de cada jugador y más por el movimiento, la interacción y el equilibrio de todo el juego. Describe estados energéticos fundamentales: condensación y solidez (Metal); crecimiento y movimiento ascendente (Madera); flujo y flexibilidad (Agua); emisión y combustión (Fuego); y estabilidad y nutrición (Tierra). Responde a la pregunta: «¿Cuál es la dinámica energética en juego?». Este mapa es extremadamente eficaz para comprender el equilibrio dinámico de la naturaleza y los organismos vivos.</w:t>
       </w:r>
     </w:p>
     <w:p>

--- a/Blogs/Blog_001_Inside Black Hole, Outside Big Bang/BÀI BLOG_Bên trong Black Hole, bên ngoài Big Bang_es.docx
+++ b/Blogs/Blog_001_Inside Black Hole, Outside Big Bang/BÀI BLOG_Bên trong Black Hole, bên ngoài Big Bang_es.docx
@@ -165,7 +165,6 @@
           <w:shd w:val="clear" w:fill="FFFFFF"/>
         </w:rPr>
       </w:pPr>
-      <w:bookmarkStart w:id="0" w:name="_GoBack"/>
       <w:r>
         <w:rPr>
           <w:rFonts w:hint="default" w:ascii="Palatino Linotype" w:hAnsi="Palatino Linotype" w:eastAsia="sans-serif" w:cs="Palatino Linotype"/>
@@ -196,7 +195,6 @@
         <w:t>¿Y si todo nuestro universo observable no fuera más que una diminuta burbuja en el océano infinito de la realidad?</w:t>
       </w:r>
     </w:p>
-    <w:bookmarkEnd w:id="0"/>
     <w:p>
       <w:pPr>
         <w:pStyle w:val="4"/>
@@ -3603,8 +3601,26 @@
           <w:szCs w:val="24"/>
           <w:shd w:val="clear" w:fill="FFFFFF"/>
         </w:rPr>
-        <w:t>Cuando miramos al cielo, estamos mirando el pasado del universo. Pero cuando miramos hacia adentro, quizás estamos tocando su misma esencia. Comprender el universo, quizás, es comenzar por escuchar nuestra propia respiración. Porque puede ser que lo que está sucediendo ahí fuera —la expansión, el equilibrio, la luz y la oscuridad, la quietud y el movimiento— ¿no sea más que un espejo que refleja la danza que se desarrolla dentro de nosotros mismos?</w:t>
-      </w:r>
+        <w:t>Cuando miramos al cielo, estamos mirando el pasado del universo. Pero cuando miramos hacia adentro, quizás estamos tocando su misma esencia. Comprender el universo, quizás, es comenzar por escuchar nuestra propia respiración. Porque puede ser que lo que está sucediendo ahí fuera —la expansión, el equilibrio, la luz y la oscuridad, la quietud y el movimiento—</w:t>
+      </w:r>
+      <w:bookmarkStart w:id="0" w:name="_GoBack"/>
+      <w:r>
+        <w:rPr>
+          <w:rFonts w:hint="default" w:ascii="Palatino Linotype" w:hAnsi="Palatino Linotype" w:eastAsia="sans-serif" w:cs="Palatino Linotype"/>
+          <w:b/>
+          <w:bCs/>
+          <w:i w:val="0"/>
+          <w:iCs w:val="0"/>
+          <w:caps w:val="0"/>
+          <w:color w:val="1A1C1E"/>
+          <w:spacing w:val="0"/>
+          <w:sz w:val="24"/>
+          <w:szCs w:val="24"/>
+          <w:shd w:val="clear" w:fill="FFFFFF"/>
+        </w:rPr>
+        <w:t> ¿no sea más que un espejo que refleja la danza que se desarrolla dentro de nosotros mismos?</w:t>
+      </w:r>
+      <w:bookmarkEnd w:id="0"/>
     </w:p>
     <w:p>
       <w:pPr>

--- a/Blogs/Blog_001_Inside Black Hole, Outside Big Bang/BÀI BLOG_Bên trong Black Hole, bên ngoài Big Bang_es.docx
+++ b/Blogs/Blog_001_Inside Black Hole, Outside Big Bang/BÀI BLOG_Bên trong Black Hole, bên ngoài Big Bang_es.docx
@@ -2814,115 +2814,79 @@
           <w:szCs w:val="24"/>
           <w:shd w:val="clear" w:fill="FFFFFF"/>
         </w:rPr>
-        <w:t>Habiendo reexaminado el Big Bang y los Agujeros Negros a través de una nueva lente, situemos este cuadro completo en un marco aún más grandioso. El viaje para explorar el universo tiene dos direcciones: hacia las profundidades del microcosmos (lo infinitesimalmente pequeño) y hacia el exterior, al macrocosmos (lo inmensamente grande). Ambos caminos parecen conducir al infinito, con una asombrosa arquitectura fractal donde las estructuras se repiten a todas las escalas.</w:t>
-      </w:r>
-    </w:p>
-    <w:p>
-      <w:pPr>
-        <w:pStyle w:val="4"/>
-        <w:keepNext w:val="0"/>
-        <w:keepLines w:val="0"/>
-        <w:widowControl/>
-        <w:suppressLineNumbers w:val="0"/>
-        <w:shd w:val="clear" w:fill="FFFFFF"/>
-        <w:spacing w:before="0" w:beforeAutospacing="1" w:after="216" w:afterAutospacing="0" w:line="240" w:lineRule="atLeast"/>
-        <w:ind w:left="0" w:right="0" w:firstLine="0"/>
-        <w:rPr>
-          <w:rFonts w:hint="default" w:ascii="Palatino Linotype" w:hAnsi="Palatino Linotype" w:eastAsia="sans-serif" w:cs="Palatino Linotype"/>
-          <w:i w:val="0"/>
-          <w:iCs w:val="0"/>
-          <w:caps w:val="0"/>
-          <w:color w:val="1A1C1E"/>
-          <w:spacing w:val="0"/>
-          <w:sz w:val="24"/>
-          <w:szCs w:val="24"/>
-        </w:rPr>
-      </w:pPr>
-      <w:r>
-        <w:rPr>
-          <w:rFonts w:hint="default" w:ascii="Palatino Linotype" w:hAnsi="Palatino Linotype" w:eastAsia="sans-serif" w:cs="Palatino Linotype"/>
-          <w:i w:val="0"/>
-          <w:iCs w:val="0"/>
-          <w:caps w:val="0"/>
-          <w:color w:val="1A1C1E"/>
-          <w:spacing w:val="0"/>
-          <w:sz w:val="24"/>
-          <w:szCs w:val="24"/>
-          <w:shd w:val="clear" w:fill="FFFFFF"/>
-        </w:rPr>
-        <w:t>En la dimensión microscópica, la ciencia nos dice que la materia está compuesta de átomos. Pero eso es solo el punto de partida. Por debajo del átomo, está el núcleo, luego los protones y neutrones, luego los quarks. Este viaje no se detiene. Pueden existir innumerables niveles de partículas microscópicas desconocidas para la humanidad, siendo cada nivel un mundo en sí mismo. En esta jerarquía, si designamos el Átomo como Nivel 0, entonces las partículas más pequeñas pertenecerían a niveles negativos: Nivel -1, Nivel -2, y así sucesivamente, hacia abajo.</w:t>
-      </w:r>
-    </w:p>
-    <w:p>
-      <w:pPr>
-        <w:pStyle w:val="4"/>
-        <w:keepNext w:val="0"/>
-        <w:keepLines w:val="0"/>
-        <w:widowControl/>
-        <w:suppressLineNumbers w:val="0"/>
-        <w:shd w:val="clear" w:fill="FFFFFF"/>
-        <w:spacing w:before="0" w:beforeAutospacing="1" w:after="216" w:afterAutospacing="0" w:line="240" w:lineRule="atLeast"/>
-        <w:ind w:left="0" w:right="0" w:firstLine="0"/>
-        <w:rPr>
-          <w:rFonts w:hint="default" w:ascii="Palatino Linotype" w:hAnsi="Palatino Linotype" w:eastAsia="sans-serif" w:cs="Palatino Linotype"/>
-          <w:i w:val="0"/>
-          <w:iCs w:val="0"/>
-          <w:caps w:val="0"/>
-          <w:color w:val="1A1C1E"/>
-          <w:spacing w:val="0"/>
-          <w:sz w:val="24"/>
-          <w:szCs w:val="24"/>
-        </w:rPr>
-      </w:pPr>
-      <w:r>
-        <w:rPr>
-          <w:rFonts w:hint="default" w:ascii="Palatino Linotype" w:hAnsi="Palatino Linotype" w:eastAsia="sans-serif" w:cs="Palatino Linotype"/>
-          <w:i w:val="0"/>
-          <w:iCs w:val="0"/>
-          <w:caps w:val="0"/>
-          <w:color w:val="1A1C1E"/>
-          <w:spacing w:val="0"/>
-          <w:sz w:val="24"/>
-          <w:szCs w:val="24"/>
-          <w:shd w:val="clear" w:fill="FFFFFF"/>
-        </w:rPr>
-        <w:t>La luz (fotones), lo que usamos para ver el mundo, podría ser solo un tipo de partícula en un nivel relativamente superficial, quizás del Nivel -3 al -10. Desde esta perspectiva, una estrella como el Sol no crea luz directamente. Actúa como un reactor nuclear gigante, proporcionando la energía para activar partículas aún más microscópicas (p. ej., en el Nivel -2), y son estas partículas activadas las que realmente emiten las partículas de luz. Esto significa que toda la realidad que los humanos «ven» y miden no es más que la interacción de un único tipo intermedio de partícula, mientras que estamos completamente «ciegos» a la existencia y operación de innumerables otras capas de partículas microscópicas.</w:t>
-      </w:r>
-    </w:p>
-    <w:p>
-      <w:pPr>
-        <w:pStyle w:val="4"/>
-        <w:keepNext w:val="0"/>
-        <w:keepLines w:val="0"/>
-        <w:widowControl/>
-        <w:suppressLineNumbers w:val="0"/>
-        <w:shd w:val="clear" w:fill="FFFFFF"/>
-        <w:spacing w:before="0" w:beforeAutospacing="1" w:after="216" w:afterAutospacing="0" w:line="240" w:lineRule="atLeast"/>
-        <w:ind w:left="0" w:right="0" w:firstLine="0"/>
-        <w:rPr>
-          <w:rFonts w:hint="default" w:ascii="Palatino Linotype" w:hAnsi="Palatino Linotype" w:eastAsia="sans-serif" w:cs="Palatino Linotype"/>
-          <w:i w:val="0"/>
-          <w:iCs w:val="0"/>
-          <w:caps w:val="0"/>
-          <w:color w:val="1A1C1E"/>
-          <w:spacing w:val="0"/>
-          <w:sz w:val="24"/>
-          <w:szCs w:val="24"/>
-        </w:rPr>
-      </w:pPr>
-      <w:r>
-        <w:rPr>
-          <w:rFonts w:hint="default" w:ascii="Palatino Linotype" w:hAnsi="Palatino Linotype" w:eastAsia="sans-serif" w:cs="Palatino Linotype"/>
-          <w:i w:val="0"/>
-          <w:iCs w:val="0"/>
-          <w:caps w:val="0"/>
-          <w:color w:val="1A1C1E"/>
-          <w:spacing w:val="0"/>
-          <w:sz w:val="24"/>
-          <w:szCs w:val="24"/>
-          <w:shd w:val="clear" w:fill="FFFFFF"/>
-        </w:rPr>
-        <w:t>En la dimensión opuesta, la macroscópica, este orden parece repetirse de una manera sofisticada. Intentemos construir un modelo hipotético para organizar este orden infinito. Podemos distinguir entre un «nivel» —es decir, una partícula fundamental del universo en cada escala— y una «estructura intermedia» formada a partir de esas partículas.</w:t>
+        <w:t>Después de haber reexaminado el Big Bang y las galaxias, demos un paso atrás para contemplar el profundo principio arquitectónico del universo. ¿Existe un diseño común, un patrón autorreplicante a todas las escalas, desde lo infinitesimal hasta lo inmenso? Este principio se puede encontrar en la naturaleza, a través de un concepto conocido como fractal.</w:t>
+      </w:r>
+    </w:p>
+    <w:p>
+      <w:pPr>
+        <w:pStyle w:val="4"/>
+        <w:keepNext w:val="0"/>
+        <w:keepLines w:val="0"/>
+        <w:widowControl/>
+        <w:suppressLineNumbers w:val="0"/>
+        <w:shd w:val="clear" w:fill="FFFFFF"/>
+        <w:spacing w:before="0" w:beforeAutospacing="1" w:after="216" w:afterAutospacing="0" w:line="240" w:lineRule="atLeast"/>
+        <w:ind w:left="0" w:right="0" w:firstLine="0"/>
+        <w:rPr>
+          <w:rFonts w:hint="default" w:ascii="Palatino Linotype" w:hAnsi="Palatino Linotype" w:eastAsia="sans-serif" w:cs="Palatino Linotype"/>
+          <w:i w:val="0"/>
+          <w:iCs w:val="0"/>
+          <w:caps w:val="0"/>
+          <w:color w:val="1A1C1E"/>
+          <w:spacing w:val="0"/>
+          <w:sz w:val="24"/>
+          <w:szCs w:val="24"/>
+        </w:rPr>
+      </w:pPr>
+      <w:r>
+        <w:rPr>
+          <w:rFonts w:hint="default" w:ascii="Palatino Linotype" w:hAnsi="Palatino Linotype" w:eastAsia="sans-serif" w:cs="Palatino Linotype"/>
+          <w:i w:val="0"/>
+          <w:iCs w:val="0"/>
+          <w:caps w:val="0"/>
+          <w:color w:val="1A1C1E"/>
+          <w:spacing w:val="0"/>
+          <w:sz w:val="24"/>
+          <w:szCs w:val="24"/>
+          <w:shd w:val="clear" w:fill="FFFFFF"/>
+        </w:rPr>
+        <w:t>Un fractal es una estructura en la que una pequeña parte, al ser ampliada, se ve idéntica al todo. Desde un copo de nieve y una hoja de helecho hasta la ramificación de los ríos, la naturaleza parece ser una maestra del arte fractal. Cuando aplicamos esta lente fractal al cosmos, emerge un orden asombroso.</w:t>
+      </w:r>
+    </w:p>
+    <w:p>
+      <w:pPr>
+        <w:pStyle w:val="4"/>
+        <w:keepNext w:val="0"/>
+        <w:keepLines w:val="0"/>
+        <w:widowControl/>
+        <w:suppressLineNumbers w:val="0"/>
+        <w:shd w:val="clear" w:fill="FFFFFF"/>
+        <w:spacing w:before="0" w:beforeAutospacing="1" w:after="216" w:afterAutospacing="0" w:line="240" w:lineRule="atLeast"/>
+        <w:ind w:left="0" w:right="0" w:firstLine="0"/>
+        <w:rPr>
+          <w:rFonts w:hint="default" w:ascii="Palatino Linotype" w:hAnsi="Palatino Linotype" w:eastAsia="sans-serif" w:cs="Palatino Linotype"/>
+          <w:i w:val="0"/>
+          <w:iCs w:val="0"/>
+          <w:caps w:val="0"/>
+          <w:color w:val="1A1C1E"/>
+          <w:spacing w:val="0"/>
+          <w:sz w:val="24"/>
+          <w:szCs w:val="24"/>
+        </w:rPr>
+      </w:pPr>
+      <w:r>
+        <w:rPr>
+          <w:rFonts w:hint="default" w:ascii="Palatino Linotype" w:hAnsi="Palatino Linotype" w:eastAsia="sans-serif" w:cs="Palatino Linotype"/>
+          <w:i w:val="0"/>
+          <w:iCs w:val="0"/>
+          <w:caps w:val="0"/>
+          <w:color w:val="1A1C1E"/>
+          <w:spacing w:val="0"/>
+          <w:sz w:val="24"/>
+          <w:szCs w:val="24"/>
+          <w:shd w:val="clear" w:fill="FFFFFF"/>
+        </w:rPr>
+        <w:t>Intentemos construir un sistema jerárquico para visualizar esta arquitectura fractal, distinguiendo claramente entre una "Partícula Fundamental" (el corpúsculo esférico de un nivel dado) y una "Estructura Intermedia" (un sistema formado por partículas de niveles inferiores).</w:t>
       </w:r>
     </w:p>
     <w:p>
@@ -2936,9 +2900,15 @@
           <w:numId w:val="3"/>
         </w:numPr>
         <w:suppressLineNumbers w:val="0"/>
-        <w:shd w:val="clear" w:fill="FFFFFF"/>
-        <w:spacing w:before="0" w:beforeAutospacing="1" w:after="216" w:afterAutospacing="0" w:line="240" w:lineRule="atLeast"/>
+        <w:spacing w:before="0" w:beforeAutospacing="0" w:after="36" w:afterAutospacing="0" w:line="240" w:lineRule="atLeast"/>
         <w:ind w:left="420" w:leftChars="0" w:right="0" w:hanging="420" w:firstLineChars="0"/>
+        <w:rPr>
+          <w:rFonts w:hint="default" w:ascii="Palatino Linotype" w:hAnsi="Palatino Linotype" w:eastAsia="sans-serif" w:cs="Palatino Linotype"/>
+          <w:sz w:val="24"/>
+          <w:szCs w:val="24"/>
+        </w:rPr>
+      </w:pPr>
+      <w:r>
         <w:rPr>
           <w:rFonts w:hint="default" w:ascii="Palatino Linotype" w:hAnsi="Palatino Linotype" w:eastAsia="sans-serif" w:cs="Palatino Linotype"/>
           <w:b/>
@@ -2950,23 +2920,99 @@
           <w:spacing w:val="0"/>
           <w:sz w:val="24"/>
           <w:szCs w:val="24"/>
-        </w:rPr>
-      </w:pPr>
-      <w:r>
-        <w:rPr>
-          <w:rFonts w:hint="default" w:ascii="Palatino Linotype" w:hAnsi="Palatino Linotype" w:eastAsia="sans-serif" w:cs="Palatino Linotype"/>
-          <w:b/>
-          <w:bCs/>
-          <w:i w:val="0"/>
-          <w:iCs w:val="0"/>
-          <w:caps w:val="0"/>
-          <w:color w:val="1A1C1E"/>
-          <w:spacing w:val="0"/>
-          <w:sz w:val="24"/>
-          <w:szCs w:val="24"/>
-          <w:shd w:val="clear" w:fill="FFFFFF"/>
-        </w:rPr>
-        <w:t>El Nivel 0 es el átomo.</w:t>
+          <w:shd w:val="clear" w:fill="FFFFFF"/>
+        </w:rPr>
+        <w:t>Nivel +1: Las Partículas Fundamentales son los Cuerpos Celestes.</w:t>
+      </w:r>
+    </w:p>
+    <w:p>
+      <w:pPr>
+        <w:keepNext w:val="0"/>
+        <w:keepLines w:val="0"/>
+        <w:pageBreakBefore w:val="0"/>
+        <w:widowControl/>
+        <w:numPr>
+          <w:ilvl w:val="1"/>
+          <w:numId w:val="4"/>
+        </w:numPr>
+        <w:suppressLineNumbers w:val="0"/>
+        <w:kinsoku/>
+        <w:wordWrap/>
+        <w:overflowPunct/>
+        <w:topLinePunct w:val="0"/>
+        <w:autoSpaceDE/>
+        <w:autoSpaceDN/>
+        <w:bidi w:val="0"/>
+        <w:adjustRightInd/>
+        <w:snapToGrid/>
+        <w:spacing w:before="220" w:beforeAutospacing="0" w:after="220" w:afterAutospacing="0" w:line="240" w:lineRule="atLeast"/>
+        <w:ind w:left="806" w:leftChars="0" w:hanging="360" w:firstLineChars="0"/>
+        <w:textAlignment w:val="auto"/>
+        <w:rPr>
+          <w:rFonts w:hint="default" w:ascii="Palatino Linotype" w:hAnsi="Palatino Linotype" w:eastAsia="sans-serif" w:cs="Palatino Linotype"/>
+          <w:sz w:val="24"/>
+          <w:szCs w:val="24"/>
+        </w:rPr>
+      </w:pPr>
+      <w:r>
+        <w:rPr>
+          <w:rFonts w:hint="default" w:ascii="Palatino Linotype" w:hAnsi="Palatino Linotype" w:eastAsia="sans-serif" w:cs="Palatino Linotype"/>
+          <w:sz w:val="24"/>
+          <w:szCs w:val="24"/>
+        </w:rPr>
+        <w:t>Las estrellas y los planetas, con sus formas esféricas características, son las "partículas fundamentales" de este nivel.</w:t>
+      </w:r>
+    </w:p>
+    <w:p>
+      <w:pPr>
+        <w:keepNext w:val="0"/>
+        <w:keepLines w:val="0"/>
+        <w:pageBreakBefore w:val="0"/>
+        <w:widowControl/>
+        <w:numPr>
+          <w:ilvl w:val="1"/>
+          <w:numId w:val="4"/>
+        </w:numPr>
+        <w:suppressLineNumbers w:val="0"/>
+        <w:kinsoku/>
+        <w:wordWrap/>
+        <w:overflowPunct/>
+        <w:topLinePunct w:val="0"/>
+        <w:autoSpaceDE/>
+        <w:autoSpaceDN/>
+        <w:bidi w:val="0"/>
+        <w:adjustRightInd/>
+        <w:snapToGrid/>
+        <w:spacing w:before="220" w:beforeAutospacing="0" w:after="220" w:afterAutospacing="0" w:line="240" w:lineRule="atLeast"/>
+        <w:ind w:left="806" w:leftChars="0" w:hanging="360" w:firstLineChars="0"/>
+        <w:textAlignment w:val="auto"/>
+        <w:rPr>
+          <w:rFonts w:hint="default" w:ascii="Palatino Linotype" w:hAnsi="Palatino Linotype" w:eastAsia="sans-serif" w:cs="Palatino Linotype"/>
+          <w:sz w:val="24"/>
+          <w:szCs w:val="24"/>
+        </w:rPr>
+      </w:pPr>
+      <w:r>
+        <w:rPr>
+          <w:rFonts w:hint="default" w:ascii="Palatino Linotype" w:hAnsi="Palatino Linotype" w:eastAsia="sans-serif" w:cs="Palatino Linotype"/>
+          <w:sz w:val="24"/>
+          <w:szCs w:val="24"/>
+        </w:rPr>
+        <w:t>A partir de estas "partículas" de Nivel +1, se forman estructuras intermedias más complejas: un Sistema Solar (una partícula central y partículas satélite), una Galaxia (una población de miles de m</w:t>
+      </w:r>
+      <w:r>
+        <w:rPr>
+          <w:rFonts w:hint="default" w:ascii="Palatino Linotype" w:hAnsi="Palatino Linotype" w:eastAsia="sans-serif" w:cs="Palatino Linotype"/>
+          <w:i w:val="0"/>
+          <w:iCs w:val="0"/>
+          <w:caps w:val="0"/>
+          <w:color w:val="1A1C1E"/>
+          <w:spacing w:val="0"/>
+          <w:sz w:val="24"/>
+          <w:szCs w:val="24"/>
+          <w:shd w:val="clear" w:fill="FFFFFF"/>
+        </w:rPr>
+        <w:t>illones de partículas), un Cúmulo Galáctico, y así sucesivamente.</w:t>
       </w:r>
     </w:p>
     <w:p>
@@ -2980,16 +3026,10 @@
           <w:numId w:val="3"/>
         </w:numPr>
         <w:suppressLineNumbers w:val="0"/>
-        <w:shd w:val="clear" w:fill="FFFFFF"/>
-        <w:spacing w:before="0" w:beforeAutospacing="1" w:after="216" w:afterAutospacing="0" w:line="240" w:lineRule="atLeast"/>
+        <w:spacing w:before="0" w:beforeAutospacing="0" w:after="36" w:afterAutospacing="0" w:line="240" w:lineRule="atLeast"/>
         <w:ind w:left="420" w:leftChars="0" w:right="0" w:hanging="420" w:firstLineChars="0"/>
         <w:rPr>
           <w:rFonts w:hint="default" w:ascii="Palatino Linotype" w:hAnsi="Palatino Linotype" w:eastAsia="sans-serif" w:cs="Palatino Linotype"/>
-          <w:i w:val="0"/>
-          <w:iCs w:val="0"/>
-          <w:caps w:val="0"/>
-          <w:color w:val="1A1C1E"/>
-          <w:spacing w:val="0"/>
           <w:sz w:val="24"/>
           <w:szCs w:val="24"/>
         </w:rPr>
@@ -3008,87 +3048,173 @@
           <w:szCs w:val="24"/>
           <w:shd w:val="clear" w:fill="FFFFFF"/>
         </w:rPr>
-        <w:t>El Nivel +1 es el cuerpo celeste,</w:t>
-      </w:r>
-      <w:r>
-        <w:rPr>
-          <w:rFonts w:hint="default" w:ascii="Palatino Linotype" w:hAnsi="Palatino Linotype" w:eastAsia="sans-serif" w:cs="Palatino Linotype"/>
-          <w:i w:val="0"/>
-          <w:iCs w:val="0"/>
-          <w:caps w:val="0"/>
-          <w:color w:val="1A1C1E"/>
-          <w:spacing w:val="0"/>
-          <w:sz w:val="24"/>
-          <w:szCs w:val="24"/>
-          <w:shd w:val="clear" w:fill="FFFFFF"/>
-        </w:rPr>
-        <w:t xml:space="preserve"> desde pequeños meteoroides hasta estrellas gigantes.</w:t>
-      </w:r>
-      <w:r>
-        <w:rPr>
-          <w:rFonts w:hint="default" w:ascii="Palatino Linotype" w:hAnsi="Palatino Linotype" w:eastAsia="sans-serif" w:cs="Palatino Linotype"/>
-          <w:i w:val="0"/>
-          <w:iCs w:val="0"/>
-          <w:caps w:val="0"/>
-          <w:color w:val="1A1C1E"/>
-          <w:spacing w:val="0"/>
-          <w:sz w:val="24"/>
-          <w:szCs w:val="24"/>
-          <w:shd w:val="clear" w:fill="FFFFFF"/>
-          <w:lang w:val="en-US"/>
-        </w:rPr>
-        <w:t xml:space="preserve"> </w:t>
-      </w:r>
-      <w:r>
-        <w:rPr>
-          <w:rFonts w:hint="default" w:ascii="Palatino Linotype" w:hAnsi="Palatino Linotype" w:eastAsia="sans-serif" w:cs="Palatino Linotype"/>
-          <w:i w:val="0"/>
-          <w:iCs w:val="0"/>
-          <w:caps w:val="0"/>
-          <w:color w:val="1A1C1E"/>
-          <w:spacing w:val="0"/>
-          <w:sz w:val="24"/>
-          <w:szCs w:val="24"/>
-          <w:shd w:val="clear" w:fill="FFFFFF"/>
-        </w:rPr>
-        <w:t>Entonces, ¿qué hay de los humanos, los animales y las plantas? Somos formas intermedias de existencia increíblemente complejas, cuerpos vivos compuestos de innumerables partículas de Nivel 0, que existen en la superficie de una partícula de Nivel +1, este planeta. Estructuras más grandiosas como el Sistema Solar o incluso las galaxias también son estructuras intermedias. Una galaxia es como un gigantesco «cúmulo de células», una agregación de miles de millones de partículas de Nivel +1.</w:t>
-      </w:r>
-    </w:p>
-    <w:p>
-      <w:pPr>
-        <w:pStyle w:val="4"/>
-        <w:keepNext w:val="0"/>
-        <w:keepLines w:val="0"/>
-        <w:widowControl/>
-        <w:suppressLineNumbers w:val="0"/>
-        <w:shd w:val="clear" w:fill="FFFFFF"/>
-        <w:spacing w:before="0" w:beforeAutospacing="1" w:after="216" w:afterAutospacing="0" w:line="240" w:lineRule="atLeast"/>
-        <w:ind w:left="0" w:right="0" w:firstLine="0"/>
-        <w:rPr>
-          <w:rFonts w:hint="default" w:ascii="Palatino Linotype" w:hAnsi="Palatino Linotype" w:eastAsia="sans-serif" w:cs="Palatino Linotype"/>
-          <w:i w:val="0"/>
-          <w:iCs w:val="0"/>
-          <w:caps w:val="0"/>
-          <w:color w:val="1A1C1E"/>
-          <w:spacing w:val="0"/>
-          <w:sz w:val="24"/>
-          <w:szCs w:val="24"/>
-          <w:shd w:val="clear" w:fill="FFFFFF"/>
-        </w:rPr>
-      </w:pPr>
-      <w:r>
-        <w:rPr>
-          <w:rFonts w:hint="default" w:ascii="Palatino Linotype" w:hAnsi="Palatino Linotype" w:eastAsia="sans-serif" w:cs="Palatino Linotype"/>
-          <w:i w:val="0"/>
-          <w:iCs w:val="0"/>
-          <w:caps w:val="0"/>
-          <w:color w:val="1A1C1E"/>
-          <w:spacing w:val="0"/>
-          <w:sz w:val="24"/>
-          <w:szCs w:val="24"/>
-          <w:shd w:val="clear" w:fill="FFFFFF"/>
-        </w:rPr>
-        <w:t>La pregunta abrumadora es: ¿qué es, entonces, una partícula de Nivel +2? Quizás todo el «universo observable» conocido por la ciencia hoy en día no sea más que una de esas partículas, y esta, a su vez, sea parte de una estructura aún más grande e infinita. El microcosmos y el macrocosmos son solo direcciones opuestas en el mismo eje de existencia. Lo más pequeño y lo más grande no están separados; se reflejan mutuamente como las dos caras de la misma moneda. Si uno viajara lo suficientemente lejos en cualquiera de las dos direcciones, quizás se encontraría a sí mismo en el otro extremo.</w:t>
+        <w:t>Entonces, ¿cuál es la Partícula Fundamental del Nivel 0?</w:t>
+      </w:r>
+      <w:bookmarkStart w:id="0" w:name="_GoBack"/>
+      <w:bookmarkEnd w:id="0"/>
+    </w:p>
+    <w:p>
+      <w:pPr>
+        <w:keepNext w:val="0"/>
+        <w:keepLines w:val="0"/>
+        <w:pageBreakBefore w:val="0"/>
+        <w:widowControl/>
+        <w:numPr>
+          <w:ilvl w:val="1"/>
+          <w:numId w:val="4"/>
+        </w:numPr>
+        <w:suppressLineNumbers w:val="0"/>
+        <w:kinsoku/>
+        <w:wordWrap/>
+        <w:overflowPunct/>
+        <w:topLinePunct w:val="0"/>
+        <w:autoSpaceDE/>
+        <w:autoSpaceDN/>
+        <w:bidi w:val="0"/>
+        <w:adjustRightInd/>
+        <w:snapToGrid/>
+        <w:spacing w:before="220" w:beforeAutospacing="0" w:after="220" w:afterAutospacing="0" w:line="240" w:lineRule="atLeast"/>
+        <w:ind w:left="806" w:leftChars="0" w:hanging="360" w:firstLineChars="0"/>
+        <w:textAlignment w:val="auto"/>
+        <w:rPr>
+          <w:rFonts w:hint="default" w:ascii="Palatino Linotype" w:hAnsi="Palatino Linotype" w:eastAsia="sans-serif" w:cs="Palatino Linotype"/>
+          <w:sz w:val="24"/>
+          <w:szCs w:val="24"/>
+        </w:rPr>
+      </w:pPr>
+      <w:r>
+        <w:rPr>
+          <w:rFonts w:hint="default" w:ascii="Palatino Linotype" w:hAnsi="Palatino Linotype" w:eastAsia="sans-serif" w:cs="Palatino Linotype"/>
+          <w:sz w:val="24"/>
+          <w:szCs w:val="24"/>
+        </w:rPr>
+        <w:t>El viaje de la física de partículas es la verdadera búsqueda de esta respuesta. Hemos descubierto el átomo, pero con su estructura de un núcleo y electrones en órbita, es claramente una "estructura intermedia", un sistema solar en miniatura.</w:t>
+      </w:r>
+    </w:p>
+    <w:p>
+      <w:pPr>
+        <w:keepNext w:val="0"/>
+        <w:keepLines w:val="0"/>
+        <w:pageBreakBefore w:val="0"/>
+        <w:widowControl/>
+        <w:numPr>
+          <w:ilvl w:val="1"/>
+          <w:numId w:val="4"/>
+        </w:numPr>
+        <w:suppressLineNumbers w:val="0"/>
+        <w:kinsoku/>
+        <w:wordWrap/>
+        <w:overflowPunct/>
+        <w:topLinePunct w:val="0"/>
+        <w:autoSpaceDE/>
+        <w:autoSpaceDN/>
+        <w:bidi w:val="0"/>
+        <w:adjustRightInd/>
+        <w:snapToGrid/>
+        <w:spacing w:before="220" w:beforeAutospacing="0" w:after="220" w:afterAutospacing="0" w:line="240" w:lineRule="atLeast"/>
+        <w:ind w:left="806" w:leftChars="0" w:hanging="360" w:firstLineChars="0"/>
+        <w:textAlignment w:val="auto"/>
+        <w:rPr>
+          <w:rFonts w:hint="default" w:ascii="Palatino Linotype" w:hAnsi="Palatino Linotype" w:eastAsia="sans-serif" w:cs="Palatino Linotype"/>
+          <w:sz w:val="24"/>
+          <w:szCs w:val="24"/>
+        </w:rPr>
+      </w:pPr>
+      <w:r>
+        <w:rPr>
+          <w:rFonts w:hint="default" w:ascii="Palatino Linotype" w:hAnsi="Palatino Linotype" w:eastAsia="sans-serif" w:cs="Palatino Linotype"/>
+          <w:sz w:val="24"/>
+          <w:szCs w:val="24"/>
+        </w:rPr>
+        <w:t>Según nuestra lógica fractal, una Partícula Fundamental de Nivel 0 debe estar compuesta por innumerables Partículas Fundamentales de Nivel -1. Pero aquí nos encontramos con una interesante contradicción con la ciencia actual. La física afirma que un protón (un componente del núcleo) está formado por solo 3 quarks. Si es así, ni el protón ni el quark pueden ser considerados "Partículas Fundamentales" según nuestra definición; son simplemente "estructuras intermedias" muy pequeñas en el camino hacia las profundidades del microcosmos.</w:t>
+      </w:r>
+    </w:p>
+    <w:p>
+      <w:pPr>
+        <w:keepNext w:val="0"/>
+        <w:keepLines w:val="0"/>
+        <w:pageBreakBefore w:val="0"/>
+        <w:widowControl/>
+        <w:numPr>
+          <w:ilvl w:val="1"/>
+          <w:numId w:val="4"/>
+        </w:numPr>
+        <w:suppressLineNumbers w:val="0"/>
+        <w:kinsoku/>
+        <w:wordWrap/>
+        <w:overflowPunct/>
+        <w:topLinePunct w:val="0"/>
+        <w:autoSpaceDE/>
+        <w:autoSpaceDN/>
+        <w:bidi w:val="0"/>
+        <w:adjustRightInd/>
+        <w:snapToGrid/>
+        <w:spacing w:before="220" w:beforeAutospacing="0" w:after="220" w:afterAutospacing="0" w:line="240" w:lineRule="atLeast"/>
+        <w:ind w:left="806" w:leftChars="0" w:hanging="360" w:firstLineChars="0"/>
+        <w:textAlignment w:val="auto"/>
+        <w:rPr>
+          <w:rFonts w:hint="default" w:ascii="Palatino Linotype" w:hAnsi="Palatino Linotype" w:eastAsia="sans-serif" w:cs="Palatino Linotype"/>
+          <w:sz w:val="24"/>
+          <w:szCs w:val="24"/>
+        </w:rPr>
+      </w:pPr>
+      <w:r>
+        <w:rPr>
+          <w:rFonts w:hint="default" w:ascii="Palatino Linotype" w:hAnsi="Palatino Linotype" w:eastAsia="sans-serif" w:cs="Palatino Linotype"/>
+          <w:sz w:val="24"/>
+          <w:szCs w:val="24"/>
+        </w:rPr>
+        <w:t>Esto no significa que la ciencia esté equivocada. Simplemente sugiere una posibilidad asombrosa: que incluso con nuestros aceleradores de partículas más potentes, probablemente aún no hemos alcanzado la verdadera "Partícula Fundamental" del Nivel 0, y mucho menos sabemos algo sobre los niveles microcósmicos más profundos. Lo que conocemos hoy podría ser solo la ca</w:t>
+      </w:r>
+      <w:r>
+        <w:rPr>
+          <w:rFonts w:hint="default" w:ascii="Palatino Linotype" w:hAnsi="Palatino Linotype" w:eastAsia="sans-serif" w:cs="Palatino Linotype"/>
+          <w:i w:val="0"/>
+          <w:iCs w:val="0"/>
+          <w:caps w:val="0"/>
+          <w:color w:val="1A1C1E"/>
+          <w:spacing w:val="0"/>
+          <w:sz w:val="24"/>
+          <w:szCs w:val="24"/>
+          <w:shd w:val="clear" w:fill="FFFFFF"/>
+        </w:rPr>
+        <w:t>pa superficial de un océano microscópico infinito.</w:t>
+      </w:r>
+    </w:p>
+    <w:p>
+      <w:pPr>
+        <w:pStyle w:val="4"/>
+        <w:keepNext w:val="0"/>
+        <w:keepLines w:val="0"/>
+        <w:widowControl/>
+        <w:suppressLineNumbers w:val="0"/>
+        <w:shd w:val="clear" w:fill="FFFFFF"/>
+        <w:spacing w:before="0" w:beforeAutospacing="1" w:after="0" w:afterAutospacing="0" w:line="240" w:lineRule="atLeast"/>
+        <w:ind w:left="0" w:right="0" w:firstLine="0"/>
+        <w:rPr>
+          <w:rFonts w:hint="default" w:ascii="sans-serif" w:hAnsi="sans-serif" w:eastAsia="sans-serif" w:cs="sans-serif"/>
+          <w:i w:val="0"/>
+          <w:iCs w:val="0"/>
+          <w:caps w:val="0"/>
+          <w:color w:val="1A1C1E"/>
+          <w:spacing w:val="0"/>
+          <w:sz w:val="16"/>
+          <w:szCs w:val="16"/>
+        </w:rPr>
+      </w:pPr>
+      <w:r>
+        <w:rPr>
+          <w:rFonts w:hint="default" w:ascii="Palatino Linotype" w:hAnsi="Palatino Linotype" w:eastAsia="sans-serif" w:cs="Palatino Linotype"/>
+          <w:i w:val="0"/>
+          <w:iCs w:val="0"/>
+          <w:caps w:val="0"/>
+          <w:color w:val="1A1C1E"/>
+          <w:spacing w:val="0"/>
+          <w:sz w:val="24"/>
+          <w:szCs w:val="24"/>
+          <w:shd w:val="clear" w:fill="FFFFFF"/>
+        </w:rPr>
+        <w:t>Desde esta perspectiva, el universo no es solo una línea recta de lo pequeño a lo grande. Es una estructura infinitamente estratificada en direcciones tanto microscópicas como macroscópicas. Lo más pequeño y lo más grande no están separados; se reflejan mutuamente como las dos caras de la misma moneda. Comprender la estructura de un Sistema Solar podría ayudarnos a imaginar la estructura de un átomo. Y reconocer la existencia de infinitos niveles microcósmicos abre la posibilidad de que el propio mundo macroscópico que observamos sea solo una "partícula" dentro de una estructura aún más grandiosa.</w:t>
       </w:r>
     </w:p>
     <w:p>
@@ -3199,7 +3325,7 @@
         <w:widowControl/>
         <w:numPr>
           <w:ilvl w:val="0"/>
-          <w:numId w:val="4"/>
+          <w:numId w:val="5"/>
         </w:numPr>
         <w:suppressLineNumbers w:val="0"/>
         <w:shd w:val="clear" w:fill="FFFFFF"/>
@@ -3255,7 +3381,7 @@
         <w:widowControl/>
         <w:numPr>
           <w:ilvl w:val="0"/>
-          <w:numId w:val="4"/>
+          <w:numId w:val="5"/>
         </w:numPr>
         <w:suppressLineNumbers w:val="0"/>
         <w:shd w:val="clear" w:fill="FFFFFF"/>
@@ -3311,7 +3437,7 @@
         <w:widowControl/>
         <w:numPr>
           <w:ilvl w:val="0"/>
-          <w:numId w:val="4"/>
+          <w:numId w:val="5"/>
         </w:numPr>
         <w:suppressLineNumbers w:val="0"/>
         <w:shd w:val="clear" w:fill="FFFFFF"/>
@@ -3603,7 +3729,6 @@
         </w:rPr>
         <w:t>Cuando miramos al cielo, estamos mirando el pasado del universo. Pero cuando miramos hacia adentro, quizás estamos tocando su misma esencia. Comprender el universo, quizás, es comenzar por escuchar nuestra propia respiración. Porque puede ser que lo que está sucediendo ahí fuera —la expansión, el equilibrio, la luz y la oscuridad, la quietud y el movimiento—</w:t>
       </w:r>
-      <w:bookmarkStart w:id="0" w:name="_GoBack"/>
       <w:r>
         <w:rPr>
           <w:rFonts w:hint="default" w:ascii="Palatino Linotype" w:hAnsi="Palatino Linotype" w:eastAsia="sans-serif" w:cs="Palatino Linotype"/>
@@ -3620,7 +3745,6 @@
         </w:rPr>
         <w:t> ¿no sea más que un espejo que refleja la danza que se desarrolla dentro de nosotros mismos?</w:t>
       </w:r>
-      <w:bookmarkEnd w:id="0"/>
     </w:p>
     <w:p>
       <w:pPr>
@@ -3644,6 +3768,175 @@
 <file path=word/numbering.xml><?xml version="1.0" encoding="utf-8"?>
 <w:numbering xmlns:wpc="http://schemas.microsoft.com/office/word/2010/wordprocessingCanvas" xmlns:mc="http://schemas.openxmlformats.org/markup-compatibility/2006" xmlns:o="urn:schemas-microsoft-com:office:office" xmlns:r="http://schemas.openxmlformats.org/officeDocument/2006/relationships" xmlns:m="http://schemas.openxmlformats.org/officeDocument/2006/math" xmlns:v="urn:schemas-microsoft-com:vml" xmlns:wp14="http://schemas.microsoft.com/office/word/2010/wordprocessingDrawing" xmlns:wp="http://schemas.openxmlformats.org/drawingml/2006/wordprocessingDrawing" xmlns:w10="urn:schemas-microsoft-com:office:word" xmlns:w="http://schemas.openxmlformats.org/wordprocessingml/2006/main" xmlns:w14="http://schemas.microsoft.com/office/word/2010/wordml" xmlns:wpg="http://schemas.microsoft.com/office/word/2010/wordprocessingGroup" xmlns:wpi="http://schemas.microsoft.com/office/word/2010/wordprocessingInk" xmlns:wne="http://schemas.microsoft.com/office/word/2006/wordml" xmlns:wps="http://schemas.microsoft.com/office/word/2010/wordprocessingShape" xmlns:wpsCustomData="http://www.wps.cn/officeDocument/2013/wpsCustomData" mc:Ignorable="w14 wp14">
   <w:abstractNum w:abstractNumId="0">
+    <w:nsid w:val="90D942B5"/>
+    <w:multiLevelType w:val="multilevel"/>
+    <w:tmpl w:val="90D942B5"/>
+    <w:lvl w:ilvl="0" w:tentative="0">
+      <w:start w:val="1"/>
+      <w:numFmt w:val="bullet"/>
+      <w:lvlText w:val=""/>
+      <w:lvlJc w:val="left"/>
+      <w:pPr>
+        <w:tabs>
+          <w:tab w:val="left" w:pos="720"/>
+        </w:tabs>
+        <w:ind w:left="720" w:hanging="360"/>
+      </w:pPr>
+      <w:rPr>
+        <w:rFonts w:ascii="Symbol" w:hAnsi="Symbol" w:cs="Symbol"/>
+        <w:sz w:val="20"/>
+      </w:rPr>
+    </w:lvl>
+    <w:lvl w:ilvl="1" w:tentative="0">
+      <w:start w:val="1"/>
+      <w:numFmt w:val="bullet"/>
+      <w:lvlText w:val="o"/>
+      <w:lvlJc w:val="left"/>
+      <w:pPr>
+        <w:tabs>
+          <w:tab w:val="left" w:pos="1440"/>
+        </w:tabs>
+        <w:ind w:left="1440" w:hanging="360"/>
+      </w:pPr>
+      <w:rPr>
+        <w:rFonts w:ascii="Courier New" w:hAnsi="Courier New" w:cs="Courier New"/>
+        <w:sz w:val="20"/>
+      </w:rPr>
+    </w:lvl>
+    <w:lvl w:ilvl="2" w:tentative="0">
+      <w:start w:val="1"/>
+      <w:numFmt w:val="bullet"/>
+      <w:lvlText w:val=""/>
+      <w:lvlJc w:val="left"/>
+      <w:pPr>
+        <w:tabs>
+          <w:tab w:val="left" w:pos="2160"/>
+        </w:tabs>
+        <w:ind w:left="2160" w:hanging="360"/>
+      </w:pPr>
+      <w:rPr>
+        <w:rFonts w:ascii="Wingdings" w:hAnsi="Wingdings" w:cs="Wingdings"/>
+        <w:sz w:val="20"/>
+      </w:rPr>
+    </w:lvl>
+    <w:lvl w:ilvl="3" w:tentative="0">
+      <w:start w:val="1"/>
+      <w:numFmt w:val="bullet"/>
+      <w:lvlText w:val=""/>
+      <w:lvlJc w:val="left"/>
+      <w:pPr>
+        <w:tabs>
+          <w:tab w:val="left" w:pos="2880"/>
+        </w:tabs>
+        <w:ind w:left="2880" w:hanging="360"/>
+      </w:pPr>
+      <w:rPr>
+        <w:rFonts w:hint="default" w:ascii="Wingdings" w:hAnsi="Wingdings" w:cs="Wingdings"/>
+        <w:sz w:val="20"/>
+      </w:rPr>
+    </w:lvl>
+    <w:lvl w:ilvl="4" w:tentative="0">
+      <w:start w:val="1"/>
+      <w:numFmt w:val="bullet"/>
+      <w:lvlText w:val=""/>
+      <w:lvlJc w:val="left"/>
+      <w:pPr>
+        <w:tabs>
+          <w:tab w:val="left" w:pos="3600"/>
+        </w:tabs>
+        <w:ind w:left="3600" w:hanging="360"/>
+      </w:pPr>
+      <w:rPr>
+        <w:rFonts w:hint="default" w:ascii="Wingdings" w:hAnsi="Wingdings" w:cs="Wingdings"/>
+        <w:sz w:val="20"/>
+      </w:rPr>
+    </w:lvl>
+    <w:lvl w:ilvl="5" w:tentative="0">
+      <w:start w:val="1"/>
+      <w:numFmt w:val="bullet"/>
+      <w:lvlText w:val=""/>
+      <w:lvlJc w:val="left"/>
+      <w:pPr>
+        <w:tabs>
+          <w:tab w:val="left" w:pos="4320"/>
+        </w:tabs>
+        <w:ind w:left="4320" w:hanging="360"/>
+      </w:pPr>
+      <w:rPr>
+        <w:rFonts w:hint="default" w:ascii="Wingdings" w:hAnsi="Wingdings" w:cs="Wingdings"/>
+        <w:sz w:val="20"/>
+      </w:rPr>
+    </w:lvl>
+    <w:lvl w:ilvl="6" w:tentative="0">
+      <w:start w:val="1"/>
+      <w:numFmt w:val="bullet"/>
+      <w:lvlText w:val=""/>
+      <w:lvlJc w:val="left"/>
+      <w:pPr>
+        <w:tabs>
+          <w:tab w:val="left" w:pos="5040"/>
+        </w:tabs>
+        <w:ind w:left="5040" w:hanging="360"/>
+      </w:pPr>
+      <w:rPr>
+        <w:rFonts w:hint="default" w:ascii="Wingdings" w:hAnsi="Wingdings" w:cs="Wingdings"/>
+        <w:sz w:val="20"/>
+      </w:rPr>
+    </w:lvl>
+    <w:lvl w:ilvl="7" w:tentative="0">
+      <w:start w:val="1"/>
+      <w:numFmt w:val="bullet"/>
+      <w:lvlText w:val=""/>
+      <w:lvlJc w:val="left"/>
+      <w:pPr>
+        <w:tabs>
+          <w:tab w:val="left" w:pos="5760"/>
+        </w:tabs>
+        <w:ind w:left="5760" w:hanging="360"/>
+      </w:pPr>
+      <w:rPr>
+        <w:rFonts w:hint="default" w:ascii="Wingdings" w:hAnsi="Wingdings" w:cs="Wingdings"/>
+        <w:sz w:val="20"/>
+      </w:rPr>
+    </w:lvl>
+    <w:lvl w:ilvl="8" w:tentative="0">
+      <w:start w:val="1"/>
+      <w:numFmt w:val="bullet"/>
+      <w:lvlText w:val=""/>
+      <w:lvlJc w:val="left"/>
+      <w:pPr>
+        <w:tabs>
+          <w:tab w:val="left" w:pos="6480"/>
+        </w:tabs>
+        <w:ind w:left="6480" w:hanging="360"/>
+      </w:pPr>
+      <w:rPr>
+        <w:rFonts w:hint="default" w:ascii="Wingdings" w:hAnsi="Wingdings" w:cs="Wingdings"/>
+        <w:sz w:val="20"/>
+      </w:rPr>
+    </w:lvl>
+  </w:abstractNum>
+  <w:abstractNum w:abstractNumId="1">
+    <w:nsid w:val="AB92F0E4"/>
+    <w:multiLevelType w:val="singleLevel"/>
+    <w:tmpl w:val="AB92F0E4"/>
+    <w:lvl w:ilvl="0" w:tentative="0">
+      <w:start w:val="1"/>
+      <w:numFmt w:val="bullet"/>
+      <w:lvlText w:val=""/>
+      <w:lvlJc w:val="left"/>
+      <w:pPr>
+        <w:tabs>
+          <w:tab w:val="left" w:pos="420"/>
+        </w:tabs>
+        <w:ind w:left="420" w:leftChars="0" w:hanging="420" w:firstLineChars="0"/>
+      </w:pPr>
+      <w:rPr>
+        <w:rFonts w:hint="default" w:ascii="Wingdings" w:hAnsi="Wingdings"/>
+      </w:rPr>
+    </w:lvl>
+  </w:abstractNum>
+  <w:abstractNum w:abstractNumId="2">
     <w:nsid w:val="AFACF63E"/>
     <w:multiLevelType w:val="singleLevel"/>
     <w:tmpl w:val="AFACF63E"/>
@@ -3663,27 +3956,7 @@
       </w:rPr>
     </w:lvl>
   </w:abstractNum>
-  <w:abstractNum w:abstractNumId="1">
-    <w:nsid w:val="F2A783FE"/>
-    <w:multiLevelType w:val="singleLevel"/>
-    <w:tmpl w:val="F2A783FE"/>
-    <w:lvl w:ilvl="0" w:tentative="0">
-      <w:start w:val="1"/>
-      <w:numFmt w:val="bullet"/>
-      <w:lvlText w:val=""/>
-      <w:lvlJc w:val="left"/>
-      <w:pPr>
-        <w:tabs>
-          <w:tab w:val="left" w:pos="420"/>
-        </w:tabs>
-        <w:ind w:left="420" w:leftChars="0" w:hanging="420" w:firstLineChars="0"/>
-      </w:pPr>
-      <w:rPr>
-        <w:rFonts w:hint="default" w:ascii="Wingdings" w:hAnsi="Wingdings"/>
-      </w:rPr>
-    </w:lvl>
-  </w:abstractNum>
-  <w:abstractNum w:abstractNumId="2">
+  <w:abstractNum w:abstractNumId="3">
     <w:nsid w:val="0F0804CA"/>
     <w:multiLevelType w:val="singleLevel"/>
     <w:tmpl w:val="0F0804CA"/>
@@ -3703,7 +3976,7 @@
       </w:rPr>
     </w:lvl>
   </w:abstractNum>
-  <w:abstractNum w:abstractNumId="3">
+  <w:abstractNum w:abstractNumId="4">
     <w:nsid w:val="4E81E0C6"/>
     <w:multiLevelType w:val="singleLevel"/>
     <w:tmpl w:val="4E81E0C6"/>
@@ -3724,16 +3997,19 @@
     </w:lvl>
   </w:abstractNum>
   <w:num w:numId="1">
-    <w:abstractNumId w:val="2"/>
+    <w:abstractNumId w:val="3"/>
   </w:num>
   <w:num w:numId="2">
-    <w:abstractNumId w:val="0"/>
+    <w:abstractNumId w:val="2"/>
   </w:num>
   <w:num w:numId="3">
     <w:abstractNumId w:val="1"/>
   </w:num>
   <w:num w:numId="4">
-    <w:abstractNumId w:val="3"/>
+    <w:abstractNumId w:val="0"/>
+  </w:num>
+  <w:num w:numId="5">
+    <w:abstractNumId w:val="4"/>
   </w:num>
 </w:numbering>
 </file>
